--- a/backend/templates/QPGEN CAT2 - QP Pattern.docx
+++ b/backend/templates/QPGEN CAT2 - QP Pattern.docx
@@ -1110,6 +1110,200 @@
                 <w:szCs w:val="24"/>
               </w:rPr>
               <w:t>50</w:t>
+            </w:r>
+          </w:p>
+        </w:tc>
+      </w:tr>
+      <w:tr>
+        <w:tc>
+          <w:tcPr>
+            <w:tcW w:type="dxa" w:w="10859"/>
+            <w:gridSpan w:val="2"/>
+          </w:tcPr>
+          <w:p>
+            <w:pPr>
+              <w:spacing w:before="60" w:after="60" w:line="276" w:lineRule="auto"/>
+            </w:pPr>
+            <w:r/>
+            <w:r>
+              <w:rPr>
+                <w:rFonts w:ascii="Times New Roman" w:hAnsi="Times New Roman"/>
+                <w:b/>
+                <w:sz w:val="20"/>
+              </w:rPr>
+              <w:t>Knowledge Level:</w:t>
+              <w:br/>
+            </w:r>
+            <w:r>
+              <w:rPr>
+                <w:rFonts w:ascii="Times New Roman" w:hAnsi="Times New Roman"/>
+                <w:sz w:val="19"/>
+              </w:rPr>
+              <w:t xml:space="preserve">                   </w:t>
+            </w:r>
+            <w:r>
+              <w:rPr>
+                <w:rFonts w:ascii="Times New Roman" w:hAnsi="Times New Roman"/>
+                <w:b/>
+                <w:sz w:val="19"/>
+              </w:rPr>
+              <w:t>K1–Remember</w:t>
+            </w:r>
+            <w:r>
+              <w:tab/>
+            </w:r>
+            <w:r>
+              <w:rPr>
+                <w:rFonts w:ascii="Times New Roman" w:hAnsi="Times New Roman"/>
+                <w:b w:val="0"/>
+                <w:sz w:val="19"/>
+              </w:rPr>
+              <w:t>:(Define, List, State, Identify, Recall, Name, Mention);</w:t>
+            </w:r>
+            <w:r>
+              <w:br/>
+            </w:r>
+            <w:r>
+              <w:rPr>
+                <w:rFonts w:ascii="Times New Roman" w:hAnsi="Times New Roman"/>
+                <w:sz w:val="19"/>
+              </w:rPr>
+              <w:t xml:space="preserve">                   </w:t>
+            </w:r>
+            <w:r>
+              <w:rPr>
+                <w:rFonts w:ascii="Times New Roman" w:hAnsi="Times New Roman"/>
+                <w:b/>
+                <w:sz w:val="19"/>
+              </w:rPr>
+              <w:t>K2–Understand</w:t>
+            </w:r>
+            <w:r>
+              <w:tab/>
+            </w:r>
+            <w:r>
+              <w:rPr>
+                <w:rFonts w:ascii="Times New Roman" w:hAnsi="Times New Roman"/>
+                <w:b w:val="0"/>
+                <w:sz w:val="19"/>
+              </w:rPr>
+              <w:t>:(Explain,  Describe, Discuss, Distinguish, illustrate);</w:t>
+            </w:r>
+            <w:r>
+              <w:br/>
+            </w:r>
+            <w:r>
+              <w:rPr>
+                <w:rFonts w:ascii="Times New Roman" w:hAnsi="Times New Roman"/>
+                <w:sz w:val="19"/>
+              </w:rPr>
+              <w:t xml:space="preserve">                   </w:t>
+            </w:r>
+            <w:r>
+              <w:rPr>
+                <w:rFonts w:ascii="Times New Roman" w:hAnsi="Times New Roman"/>
+                <w:b/>
+                <w:sz w:val="19"/>
+              </w:rPr>
+              <w:t>K3–Apply</w:t>
+            </w:r>
+            <w:r>
+              <w:tab/>
+            </w:r>
+            <w:r>
+              <w:rPr>
+                <w:rFonts w:ascii="Times New Roman" w:hAnsi="Times New Roman"/>
+                <w:b w:val="0"/>
+                <w:sz w:val="19"/>
+              </w:rPr>
+              <w:t>:(Compute, Calculate, Solve, Apply, Drive, Demonstrate, Determine);</w:t>
+            </w:r>
+            <w:r>
+              <w:br/>
+            </w:r>
+            <w:r>
+              <w:rPr>
+                <w:rFonts w:ascii="Times New Roman" w:hAnsi="Times New Roman"/>
+                <w:sz w:val="19"/>
+              </w:rPr>
+              <w:t xml:space="preserve">                   </w:t>
+            </w:r>
+            <w:r>
+              <w:rPr>
+                <w:rFonts w:ascii="Times New Roman" w:hAnsi="Times New Roman"/>
+                <w:b/>
+                <w:sz w:val="19"/>
+              </w:rPr>
+              <w:t>K4–Analyze</w:t>
+            </w:r>
+            <w:r>
+              <w:tab/>
+            </w:r>
+            <w:r>
+              <w:rPr>
+                <w:rFonts w:ascii="Times New Roman" w:hAnsi="Times New Roman"/>
+                <w:b w:val="0"/>
+                <w:sz w:val="19"/>
+              </w:rPr>
+              <w:t>:(Analyze, Differentiate, Examine, Classify, Compare, Investigate);</w:t>
+            </w:r>
+            <w:r>
+              <w:br/>
+            </w:r>
+            <w:r>
+              <w:rPr>
+                <w:rFonts w:ascii="Times New Roman" w:hAnsi="Times New Roman"/>
+                <w:sz w:val="19"/>
+              </w:rPr>
+              <w:t xml:space="preserve">                   </w:t>
+            </w:r>
+            <w:r>
+              <w:rPr>
+                <w:rFonts w:ascii="Times New Roman" w:hAnsi="Times New Roman"/>
+                <w:b/>
+                <w:sz w:val="19"/>
+              </w:rPr>
+              <w:t>K5–Evaluate</w:t>
+            </w:r>
+            <w:r>
+              <w:tab/>
+            </w:r>
+            <w:r>
+              <w:rPr>
+                <w:rFonts w:ascii="Times New Roman" w:hAnsi="Times New Roman"/>
+                <w:b w:val="0"/>
+                <w:sz w:val="19"/>
+              </w:rPr>
+              <w:t>:(Justify, Evaluate, Assess, Critique, Validate);</w:t>
+            </w:r>
+            <w:r>
+              <w:br/>
+            </w:r>
+            <w:r>
+              <w:rPr>
+                <w:rFonts w:ascii="Times New Roman" w:hAnsi="Times New Roman"/>
+                <w:sz w:val="19"/>
+              </w:rPr>
+              <w:t xml:space="preserve">                   </w:t>
+            </w:r>
+            <w:r>
+              <w:rPr>
+                <w:rFonts w:ascii="Times New Roman" w:hAnsi="Times New Roman"/>
+                <w:b/>
+                <w:sz w:val="19"/>
+              </w:rPr>
+              <w:t>K6–Create</w:t>
+            </w:r>
+            <w:r>
+              <w:tab/>
+            </w:r>
+            <w:r>
+              <w:rPr>
+                <w:rFonts w:ascii="Times New Roman" w:hAnsi="Times New Roman"/>
+                <w:b w:val="0"/>
+                <w:sz w:val="19"/>
+              </w:rPr>
+              <w:t>:( Design, Develop, Construct, Formulate, Propose).</w:t>
             </w:r>
           </w:p>
         </w:tc>
